--- a/docs/Phase_3_02_Cumulative.docx
+++ b/docs/Phase_3_02_Cumulative.docx
@@ -175,7 +175,7 @@
                 <w:b/>
                 <w:sz w:val="19"/>
               </w:rPr>
-              <w:t>Assigned addition</w:t>
+              <w:t>Review or contribution</w:t>
             </w:r>
           </w:p>
         </w:tc>
@@ -460,7 +460,7 @@
                 <w:b w:val="0"/>
                 <w:sz w:val="19"/>
               </w:rPr>
-              <w:t>Stage 3  Diagram and core use cases</w:t>
+              <w:t>Version 02  Quality, rules, data, and permissions</w:t>
             </w:r>
           </w:p>
         </w:tc>
@@ -564,7 +564,7 @@
     <w:p/>
     <w:p>
       <w:r>
-        <w:t>These are review assignments. Each member reviews and revises their addition before committing it using their own identity. Repository: github.com/HamedQayed/cosc336-circular-campus-9.</w:t>
+        <w:t>Hamed contributed Sections 3 to 5 in version 02. Other rows are review assignments. Each member reviews and revises their own work before committing it using their own identity. Repository: github.com/HamedQayed/cosc336-circular-campus-9.</w:t>
       </w:r>
     </w:p>
     <w:p>
